--- a/Template/Template - Relatório Final.docx
+++ b/Template/Template - Relatório Final.docx
@@ -1898,7 +1898,7 @@
     </w:p>
     <w:sdt>
       <w:sdtPr>
-        <w:id w:val="1217802510"/>
+        <w:id w:val="-981723827"/>
         <w:docPartObj>
           <w:docPartGallery w:val="Table of Contents"/>
           <w:docPartUnique w:val="1"/>
@@ -2191,7 +2191,7 @@
     </w:p>
     <w:sdt>
       <w:sdtPr>
-        <w:id w:val="-1816948420"/>
+        <w:id w:val="-835264550"/>
         <w:docPartObj>
           <w:docPartGallery w:val="Table of Contents"/>
           <w:docPartUnique w:val="1"/>
@@ -2493,7 +2493,7 @@
     </w:p>
     <w:sdt>
       <w:sdtPr>
-        <w:id w:val="1178743049"/>
+        <w:id w:val="335666909"/>
         <w:docPartObj>
           <w:docPartGallery w:val="Table of Contents"/>
           <w:docPartUnique w:val="1"/>
@@ -3817,7 +3817,7 @@
     </w:p>
     <w:sdt>
       <w:sdtPr>
-        <w:id w:val="-342432299"/>
+        <w:id w:val="151358747"/>
         <w:docPartObj>
           <w:docPartGallery w:val="Table of Contents"/>
           <w:docPartUnique w:val="1"/>
@@ -6702,7 +6702,7 @@
           <w:bCs w:val="1"/>
           <w:rtl w:val="0"/>
         </w:rPr>
-        <w:t xml:space="preserve">4 GERENCIAMENTO DO CRONOGRAMA</w:t>
+        <w:t xml:space="preserve">4 GERENCIAMENTO DO TEMPO</w:t>
       </w:r>
     </w:p>
     <w:p>
@@ -7272,7 +7272,7 @@
           <w:bCs w:val="1"/>
           <w:rtl w:val="0"/>
         </w:rPr>
-        <w:t xml:space="preserve">7 GERENCIAMENTO DOS RECURSOS</w:t>
+        <w:t xml:space="preserve">7 GERENCIAMENTO DOS RECURSOS HUMANOS</w:t>
       </w:r>
     </w:p>
     <w:p>
